--- a/out/06_Marketing/SNX-MKT-RPT-01 Marketing Planning & Performance Review (Rev00 DRAFT).docx
+++ b/out/06_Marketing/SNX-MKT-RPT-01 Marketing Planning & Performance Review (Rev00 DRAFT).docx
@@ -2414,7 +2414,7 @@
           <w:sz w:val="24"/>
           <w:szCs w:val="24"/>
         </w:rPr>
-        <w:t xml:space="preserve">Laporan ini dipakai Brand &amp; Marketing dan VP Commercial untuk Aktivitas pemasaran SINUX berupa campaign, konten, event, dan webinar. Satu laporan terisi mencakup satu Periode Rencana: satu Marketing Plan, satu Monthly Performance Review untuk tiap bulan dalam periode itu, dan Catatan Tindak Lanjut.</w:t>
+        <w:t xml:space="preserve">Laporan ini dipakai Brand &amp; Marketing dan VP Commercial untuk Aktivitas pemasaran SINUX berupa campaign, event, dan webinar. Satu laporan terisi mencakup satu Periode Rencana: satu Marketing Plan, satu Monthly Performance Review untuk tiap bulan dalam periode itu, dan Catatan Tindak Lanjut.</w:t>
       </w:r>
     </w:p>
     <w:p>
@@ -2575,7 +2575,7 @@
                 <w:sz w:val="24"/>
                 <w:szCs w:val="24"/>
               </w:rPr>
-              <w:t>Ada di SNX-MKT-REG-01: persetujuan materi eksternal seperti company profile, website, dan media sosial, serta validasi klaim produk dan layanan.</w:t>
+              <w:t>Ada di SNX-MKT-REG-01: persetujuan materi eksternal seperti company profile, website, dan media sosial, serta validasi klaim produk dan layanan (USULAN).</w:t>
             </w:r>
           </w:p>
         </w:tc>
@@ -2636,7 +2636,7 @@
                 <w:sz w:val="24"/>
                 <w:szCs w:val="24"/>
               </w:rPr>
-              <w:t>Ada di SNX-MKT-REG-02. Laporan ini memuat rencana Aktivitas dan jadwalnya, dan Realisasi di tabel B2 merujuk catatan di SNX-MKT-REG-02 (USULAN).</w:t>
+              <w:t>Ada di SNX-MKT-REG-02, yang juga menautkan materi yang dipakai ke ID persetujuan di SNX-MKT-REG-01. Laporan ini memuat rencana Aktivitas dan jadwalnya, dan tabel B2 merujuk catatan di SNX-MKT-REG-02 (USULAN).</w:t>
             </w:r>
           </w:p>
         </w:tc>
@@ -3423,7 +3423,7 @@
                 <w:sz w:val="24"/>
                 <w:szCs w:val="24"/>
               </w:rPr>
-              <w:t>Satu pekerjaan pemasaran yang punya Channel, jadwal mulai, jadwal selesai, dan PIC sendiri, misalnya campaign, konten, event, atau webinar.</w:t>
+              <w:t>Satu campaign, atau satu kegiatan pemasaran di luar campaign seperti event atau webinar, yang punya Channel, jadwal mulai, jadwal selesai, dan PIC sendiri. Satu Aktivitas sama dengan satu baris Tabel 1 SNX-MKT-REG-02 (USULAN).</w:t>
             </w:r>
           </w:p>
         </w:tc>
@@ -3484,7 +3484,7 @@
                 <w:sz w:val="24"/>
                 <w:szCs w:val="24"/>
               </w:rPr>
-              <w:t>Saluran yang dipakai sebuah Aktivitas untuk menjangkau Target Audience, misalnya website, media sosial, event, atau webinar.</w:t>
+              <w:t>Tempat sebuah Aktivitas menampilkan atau membagikan materi kepada pihak di luar SINUX, misalnya website, akun social media, atau acara.</w:t>
             </w:r>
           </w:p>
         </w:tc>
@@ -4526,7 +4526,7 @@
           <w:sz w:val="24"/>
           <w:szCs w:val="24"/>
         </w:rPr>
-        <w:t xml:space="preserve">Daftar nilai berikut berstatus (USULAN).</w:t>
+        <w:t xml:space="preserve">Daftar nilai berikut berstatus (USULAN). Nilai Status Pelaksanaan sama dengan nilai kolom Status di SNX-MKT-REG-02.</w:t>
       </w:r>
     </w:p>
     <w:tbl>
@@ -4694,7 +4694,7 @@
                 <w:sz w:val="24"/>
                 <w:szCs w:val="24"/>
               </w:rPr>
-              <w:t>Terlaksana</w:t>
+              <w:t>Direncanakan</w:t>
             </w:r>
           </w:p>
         </w:tc>
@@ -4723,7 +4723,7 @@
                 <w:sz w:val="24"/>
                 <w:szCs w:val="24"/>
               </w:rPr>
-              <w:t>Aktivitas sudah dikerjakan pada Bulan Review.</w:t>
+              <w:t>Aktivitas belum dijalankan pada Bulan Review itu.</w:t>
             </w:r>
           </w:p>
         </w:tc>
@@ -4784,7 +4784,7 @@
                 <w:sz w:val="24"/>
                 <w:szCs w:val="24"/>
               </w:rPr>
-              <w:t>Tertunda</w:t>
+              <w:t>Berjalan</w:t>
             </w:r>
           </w:p>
         </w:tc>
@@ -4813,7 +4813,7 @@
                 <w:sz w:val="24"/>
                 <w:szCs w:val="24"/>
               </w:rPr>
-              <w:t>Aktivitas belum dikerjakan pada jadwalnya dan masih akan dikerjakan.</w:t>
+              <w:t>Aktivitas sedang dijalankan pada Bulan Review itu.</w:t>
             </w:r>
           </w:p>
         </w:tc>
@@ -4874,6 +4874,96 @@
                 <w:sz w:val="24"/>
                 <w:szCs w:val="24"/>
               </w:rPr>
+              <w:t>Selesai</w:t>
+            </w:r>
+          </w:p>
+        </w:tc>
+        <w:tc>
+          <w:tcPr>
+            <w:tcW w:w="4876" w:type="dxa"/>
+            <w:tcBorders>
+              <w:top w:val="single" w:sz="8" w:space="0" w:color="000000"/>
+              <w:left w:val="single" w:sz="8" w:space="0" w:color="000000"/>
+              <w:bottom w:val="single" w:sz="8" w:space="0" w:color="000000"/>
+              <w:right w:val="single" w:sz="8" w:space="0" w:color="000000"/>
+            </w:tcBorders>
+            <w:vAlign w:val="center"/>
+          </w:tcPr>
+          <w:p>
+            <w:pPr>
+              <w:jc w:val="both"/>
+              <w:rPr>
+                <w:sz w:val="24"/>
+                <w:szCs w:val="24"/>
+              </w:rPr>
+            </w:pPr>
+            <w:r>
+              <w:rPr>
+                <w:b w:val="0"/>
+                <w:sz w:val="24"/>
+                <w:szCs w:val="24"/>
+              </w:rPr>
+              <w:t>Aktivitas sudah selesai dijalankan.</w:t>
+            </w:r>
+          </w:p>
+        </w:tc>
+      </w:tr>
+      <w:tr>
+        <w:trPr>
+          <w:jc w:val="center"/>
+        </w:trPr>
+        <w:tc>
+          <w:tcPr>
+            <w:tcW w:w="2268" w:type="dxa"/>
+            <w:tcBorders>
+              <w:top w:val="single" w:sz="8" w:space="0" w:color="000000"/>
+              <w:left w:val="single" w:sz="8" w:space="0" w:color="000000"/>
+              <w:bottom w:val="single" w:sz="8" w:space="0" w:color="000000"/>
+              <w:right w:val="single" w:sz="8" w:space="0" w:color="000000"/>
+            </w:tcBorders>
+            <w:vAlign w:val="center"/>
+          </w:tcPr>
+          <w:p>
+            <w:pPr>
+              <w:rPr>
+                <w:sz w:val="24"/>
+                <w:szCs w:val="24"/>
+              </w:rPr>
+            </w:pPr>
+            <w:r>
+              <w:rPr>
+                <w:b w:val="0"/>
+                <w:sz w:val="24"/>
+                <w:szCs w:val="24"/>
+              </w:rPr>
+              <w:t>Status Pelaksanaan</w:t>
+            </w:r>
+          </w:p>
+        </w:tc>
+        <w:tc>
+          <w:tcPr>
+            <w:tcW w:w="1927" w:type="dxa"/>
+            <w:tcBorders>
+              <w:top w:val="single" w:sz="8" w:space="0" w:color="000000"/>
+              <w:left w:val="single" w:sz="8" w:space="0" w:color="000000"/>
+              <w:bottom w:val="single" w:sz="8" w:space="0" w:color="000000"/>
+              <w:right w:val="single" w:sz="8" w:space="0" w:color="000000"/>
+            </w:tcBorders>
+            <w:vAlign w:val="center"/>
+          </w:tcPr>
+          <w:p>
+            <w:pPr>
+              <w:rPr>
+                <w:sz w:val="24"/>
+                <w:szCs w:val="24"/>
+              </w:rPr>
+            </w:pPr>
+            <w:r>
+              <w:rPr>
+                <w:b w:val="0"/>
+                <w:sz w:val="24"/>
+                <w:szCs w:val="24"/>
+              </w:rPr>
               <w:t>Dibatalkan</w:t>
             </w:r>
           </w:p>
@@ -4903,7 +4993,7 @@
                 <w:sz w:val="24"/>
                 <w:szCs w:val="24"/>
               </w:rPr>
-              <w:t>Aktivitas tidak akan dikerjakan.</w:t>
+              <w:t>Aktivitas tidak jadi dijalankan, atau dihentikan sebelum selesai.</w:t>
             </w:r>
           </w:p>
         </w:tc>
@@ -5765,7 +5855,7 @@
           <w:sz w:val="24"/>
           <w:szCs w:val="24"/>
         </w:rPr>
-        <w:t xml:space="preserve">4.8 Brand &amp; Marketing membuat satu Monthly Performance Review untuk tiap bulan kalender dalam Periode Rencana. Tabel Realisasi Aktivitas memuat Aktivitas yang jadwalnya jatuh pada Bulan Review dan Aktivitas yang tertunda dari bulan sebelumnya, dan Brand &amp; Marketing mengisinya dengan merujuk pencatatan pelaksanaan tiap campaign di SNX-MKT-REG-02 (USULAN). Brand &amp; Marketing tidak mengisi Realisasi atau Tanggal Review sebelum kejadiannya ada, dan tidak mengisi tanggal mundur.</w:t>
+        <w:t xml:space="preserve">4.8 Brand &amp; Marketing membuat satu Monthly Performance Review untuk tiap bulan kalender dalam Periode Rencana. Tabel Realisasi Aktivitas memuat Aktivitas yang jadwalnya jatuh pada Bulan Review dan Aktivitas yang belum Selesai dari bulan sebelumnya. Brand &amp; Marketing mengisinya dari pencatatan pelaksanaan di SNX-MKT-REG-02: kolom Rujukan Catatan memuat nomor baris Tabel 1 untuk Aktivitas itu, dan Status Pelaksanaan sama dengan kolom Status di Tabel 2 di sana (USULAN). Brand &amp; Marketing tidak mengisi Realisasi atau Tanggal Review sebelum kejadiannya ada, dan tidak mengisi tanggal mundur.</w:t>
       </w:r>
     </w:p>
     <w:p>
@@ -17775,7 +17865,7 @@
                 <w:sz w:val="24"/>
                 <w:szCs w:val="24"/>
               </w:rPr>
-              <w:t>Marketing Content, Material &amp; Claims Approval Register: persetujuan materi eksternal dan validasi klaim produk dan layanan sebelum publikasi. Dikecualikan dari laporan ini.</w:t>
+              <w:t>Marketing Content, Material &amp; Claims Approval Register: persetujuan materi eksternal dan validasi klaim produk dan layanan sebelum publikasi (USULAN). Dikecualikan dari laporan ini.</w:t>
             </w:r>
           </w:p>
         </w:tc>
@@ -17836,7 +17926,7 @@
                 <w:sz w:val="24"/>
                 <w:szCs w:val="24"/>
               </w:rPr>
-              <w:t>Marketing Campaign &amp; Activity Register: mencatat pelaksanaan nyata tiap campaign dan Aktivitas, dan menautkan materi ke ID persetujuan di SNX-MKT-REG-01. Laporan ini memuat rencana Aktivitas dan jadwalnya, dan kolom Rujukan Catatan di tabel B2 menunjuk catatan itu (USULAN).</w:t>
+              <w:t>Marketing Campaign &amp; Activity Register: mencatat pelaksanaan nyata tiap campaign dan Aktivitas, dan menautkan materi yang dipakai ke ID persetujuan di SNX-MKT-REG-01. Laporan ini memuat rencana Aktivitas dan jadwalnya. Kolom Rujukan Catatan di tabel B2 menunjuk nomor baris catatan itu, dan kolom Kode Aktivitas di sana menunjuk kode Aktivitas di laporan ini (USULAN).</w:t>
             </w:r>
           </w:p>
         </w:tc>
@@ -17897,7 +17987,7 @@
                 <w:sz w:val="24"/>
                 <w:szCs w:val="24"/>
               </w:rPr>
-              <w:t>Marketing Lead &amp; Campaign Outcome Register: hasil marketing yang diteruskan ke Sales. Tempat Realisasi KPI lead dapat dibaca (USULAN).</w:t>
+              <w:t>Marketing Lead &amp; Campaign Outcome Register: hasil lead dan serah terimanya ke Sales, dengan campaign asal yang merujuk nama campaign di SNX-MKT-REG-02. Tempat Realisasi KPI lead dapat dibaca (USULAN).</w:t>
             </w:r>
           </w:p>
         </w:tc>

--- a/out/06_Marketing/SNX-MKT-RPT-01 Marketing Planning & Performance Review (Rev00 DRAFT).docx
+++ b/out/06_Marketing/SNX-MKT-RPT-01 Marketing Planning & Performance Review (Rev00 DRAFT).docx
@@ -2414,7 +2414,7 @@
           <w:sz w:val="24"/>
           <w:szCs w:val="24"/>
         </w:rPr>
-        <w:t xml:space="preserve">Laporan ini dipakai Brand &amp; Marketing dan VP Commercial untuk Aktivitas pemasaran SINUX berupa campaign, event, dan webinar. Satu laporan terisi mencakup satu Periode Rencana: satu Marketing Plan, satu Monthly Performance Review untuk tiap bulan dalam periode itu, dan Catatan Tindak Lanjut.</w:t>
+        <w:t xml:space="preserve">Laporan ini dipakai Brand &amp; Marketing dan VP Commercial untuk Aktivitas pemasaran SINUX berupa campaign, event, dan webinar. Brand &amp; Marketing mengisi laporan ini dari SNX-MKT-REG-02 untuk pelaksanaan Aktivitas dan dari SNX-MKT-REG-03 untuk hasil lead. Satu laporan terisi mencakup satu Periode Rencana: satu Marketing Plan, satu Monthly Performance Review untuk tiap bulan dalam periode itu, dan Catatan Tindak Lanjut.</w:t>
       </w:r>
     </w:p>
     <w:p>
@@ -2456,6 +2456,8 @@
       </w:tblGrid>
       <w:tr>
         <w:trPr>
+          <w:cantSplit/>
+          <w:tblHeader/>
           <w:jc w:val="center"/>
         </w:trPr>
         <w:tc>
@@ -2521,6 +2523,7 @@
       </w:tr>
       <w:tr>
         <w:trPr>
+          <w:cantSplit/>
           <w:jc w:val="center"/>
         </w:trPr>
         <w:tc>
@@ -2575,13 +2578,14 @@
                 <w:sz w:val="24"/>
                 <w:szCs w:val="24"/>
               </w:rPr>
-              <w:t>Ada di SNX-MKT-REG-01: persetujuan materi eksternal seperti company profile, website, dan media sosial, serta validasi klaim produk dan layanan (USULAN).</w:t>
+              <w:t>Ada di SNX-MKT-REG-01, satu-satunya register materi, konten, dan persetujuan klaim: persetujuan materi eksternal seperti company profile, website, dan media sosial, serta validasi klaim produk dan layanan.</w:t>
             </w:r>
           </w:p>
         </w:tc>
       </w:tr>
       <w:tr>
         <w:trPr>
+          <w:cantSplit/>
           <w:jc w:val="center"/>
         </w:trPr>
         <w:tc>
@@ -2608,7 +2612,7 @@
                 <w:sz w:val="24"/>
                 <w:szCs w:val="24"/>
               </w:rPr>
-              <w:t>Pencatatan pelaksanaan nyata tiap campaign dan Aktivitas</w:t>
+              <w:t>Pencatatan pelaksanaan tiap Aktivitas</w:t>
             </w:r>
           </w:p>
         </w:tc>
@@ -2636,13 +2640,14 @@
                 <w:sz w:val="24"/>
                 <w:szCs w:val="24"/>
               </w:rPr>
-              <w:t>Ada di SNX-MKT-REG-02, yang juga menautkan materi yang dipakai ke ID persetujuan di SNX-MKT-REG-01. Laporan ini memuat rencana Aktivitas dan jadwalnya, dan tabel B2 merujuk catatan di SNX-MKT-REG-02 (USULAN).</w:t>
+              <w:t>Ada di SNX-MKT-REG-02: nama, tujuan, Channel, jadwal, PIC, Budget, status, ID Persetujuan Materi di SNX-MKT-REG-01, dan hasil singkat. Laporan ini memuat rencana Aktivitas dan jadwalnya, dan tabel B2 merujuk catatan di SNX-MKT-REG-02.</w:t>
             </w:r>
           </w:p>
         </w:tc>
       </w:tr>
       <w:tr>
         <w:trPr>
+          <w:cantSplit/>
           <w:jc w:val="center"/>
         </w:trPr>
         <w:tc>
@@ -2704,6 +2709,7 @@
       </w:tr>
       <w:tr>
         <w:trPr>
+          <w:cantSplit/>
           <w:jc w:val="center"/>
         </w:trPr>
         <w:tc>
@@ -2765,6 +2771,7 @@
       </w:tr>
       <w:tr>
         <w:trPr>
+          <w:cantSplit/>
           <w:jc w:val="center"/>
         </w:trPr>
         <w:tc>
@@ -2826,6 +2833,7 @@
       </w:tr>
       <w:tr>
         <w:trPr>
+          <w:cantSplit/>
           <w:jc w:val="center"/>
         </w:trPr>
         <w:tc>
@@ -2938,6 +2946,8 @@
       </w:tblGrid>
       <w:tr>
         <w:trPr>
+          <w:cantSplit/>
+          <w:tblHeader/>
           <w:jc w:val="center"/>
         </w:trPr>
         <w:tc>
@@ -3003,6 +3013,7 @@
       </w:tr>
       <w:tr>
         <w:trPr>
+          <w:cantSplit/>
           <w:jc w:val="center"/>
         </w:trPr>
         <w:tc>
@@ -3064,6 +3075,7 @@
       </w:tr>
       <w:tr>
         <w:trPr>
+          <w:cantSplit/>
           <w:jc w:val="center"/>
         </w:trPr>
         <w:tc>
@@ -3125,6 +3137,7 @@
       </w:tr>
       <w:tr>
         <w:trPr>
+          <w:cantSplit/>
           <w:jc w:val="center"/>
         </w:trPr>
         <w:tc>
@@ -3186,6 +3199,7 @@
       </w:tr>
       <w:tr>
         <w:trPr>
+          <w:cantSplit/>
           <w:jc w:val="center"/>
         </w:trPr>
         <w:tc>
@@ -3247,6 +3261,7 @@
       </w:tr>
       <w:tr>
         <w:trPr>
+          <w:cantSplit/>
           <w:jc w:val="center"/>
         </w:trPr>
         <w:tc>
@@ -3308,6 +3323,7 @@
       </w:tr>
       <w:tr>
         <w:trPr>
+          <w:cantSplit/>
           <w:jc w:val="center"/>
         </w:trPr>
         <w:tc>
@@ -3369,6 +3385,7 @@
       </w:tr>
       <w:tr>
         <w:trPr>
+          <w:cantSplit/>
           <w:jc w:val="center"/>
         </w:trPr>
         <w:tc>
@@ -3423,13 +3440,14 @@
                 <w:sz w:val="24"/>
                 <w:szCs w:val="24"/>
               </w:rPr>
-              <w:t>Satu campaign, atau satu kegiatan pemasaran di luar campaign seperti event atau webinar, yang punya Channel, jadwal mulai, jadwal selesai, dan PIC sendiri. Satu Aktivitas sama dengan satu baris Tabel 1 SNX-MKT-REG-02 (USULAN).</w:t>
+              <w:t>Satu campaign, atau satu kegiatan pemasaran di luar campaign seperti event atau webinar, yang punya Channel, jadwal mulai, jadwal selesai, dan PIC sendiri. Satu Aktivitas sama dengan satu baris Tabel 1 SNX-MKT-REG-02.</w:t>
             </w:r>
           </w:p>
         </w:tc>
       </w:tr>
       <w:tr>
         <w:trPr>
+          <w:cantSplit/>
           <w:jc w:val="center"/>
         </w:trPr>
         <w:tc>
@@ -3491,6 +3509,7 @@
       </w:tr>
       <w:tr>
         <w:trPr>
+          <w:cantSplit/>
           <w:jc w:val="center"/>
         </w:trPr>
         <w:tc>
@@ -3552,6 +3571,7 @@
       </w:tr>
       <w:tr>
         <w:trPr>
+          <w:cantSplit/>
           <w:jc w:val="center"/>
         </w:trPr>
         <w:tc>
@@ -3613,6 +3633,7 @@
       </w:tr>
       <w:tr>
         <w:trPr>
+          <w:cantSplit/>
           <w:jc w:val="center"/>
         </w:trPr>
         <w:tc>
@@ -3674,6 +3695,7 @@
       </w:tr>
       <w:tr>
         <w:trPr>
+          <w:cantSplit/>
           <w:jc w:val="center"/>
         </w:trPr>
         <w:tc>
@@ -3735,6 +3757,7 @@
       </w:tr>
       <w:tr>
         <w:trPr>
+          <w:cantSplit/>
           <w:jc w:val="center"/>
         </w:trPr>
         <w:tc>
@@ -3796,6 +3819,7 @@
       </w:tr>
       <w:tr>
         <w:trPr>
+          <w:cantSplit/>
           <w:jc w:val="center"/>
         </w:trPr>
         <w:tc>
@@ -3857,6 +3881,7 @@
       </w:tr>
       <w:tr>
         <w:trPr>
+          <w:cantSplit/>
           <w:jc w:val="center"/>
         </w:trPr>
         <w:tc>
@@ -3918,6 +3943,7 @@
       </w:tr>
       <w:tr>
         <w:trPr>
+          <w:cantSplit/>
           <w:jc w:val="center"/>
         </w:trPr>
         <w:tc>
@@ -3979,6 +4005,7 @@
       </w:tr>
       <w:tr>
         <w:trPr>
+          <w:cantSplit/>
           <w:jc w:val="center"/>
         </w:trPr>
         <w:tc>
@@ -4040,6 +4067,7 @@
       </w:tr>
       <w:tr>
         <w:trPr>
+          <w:cantSplit/>
           <w:jc w:val="center"/>
         </w:trPr>
         <w:tc>
@@ -4101,6 +4129,7 @@
       </w:tr>
       <w:tr>
         <w:trPr>
+          <w:cantSplit/>
           <w:jc w:val="center"/>
         </w:trPr>
         <w:tc>
@@ -4162,6 +4191,7 @@
       </w:tr>
       <w:tr>
         <w:trPr>
+          <w:cantSplit/>
           <w:jc w:val="center"/>
         </w:trPr>
         <w:tc>
@@ -4223,6 +4253,7 @@
       </w:tr>
       <w:tr>
         <w:trPr>
+          <w:cantSplit/>
           <w:jc w:val="center"/>
         </w:trPr>
         <w:tc>
@@ -4284,6 +4315,7 @@
       </w:tr>
       <w:tr>
         <w:trPr>
+          <w:cantSplit/>
           <w:jc w:val="center"/>
         </w:trPr>
         <w:tc>
@@ -4345,6 +4377,7 @@
       </w:tr>
       <w:tr>
         <w:trPr>
+          <w:cantSplit/>
           <w:jc w:val="center"/>
         </w:trPr>
         <w:tc>
@@ -4406,6 +4439,7 @@
       </w:tr>
       <w:tr>
         <w:trPr>
+          <w:cantSplit/>
           <w:jc w:val="center"/>
         </w:trPr>
         <w:tc>
@@ -4526,7 +4560,7 @@
           <w:sz w:val="24"/>
           <w:szCs w:val="24"/>
         </w:rPr>
-        <w:t xml:space="preserve">Daftar nilai berikut berstatus (USULAN). Nilai Status Pelaksanaan sama dengan nilai kolom Status di SNX-MKT-REG-02.</w:t>
+        <w:t xml:space="preserve">Daftar nilai berikut berstatus (USULAN). Nilai Status Pelaksanaan sama dengan nilai kolom Status di SNX-MKT-REG-02. Aktivitas berstatus Direncanakan atau Berjalan disebut belum Selesai, dan Aktivitas berstatus Dibatalkan dihitung terpisah dari yang belum Selesai.</w:t>
       </w:r>
     </w:p>
     <w:tbl>
@@ -4545,6 +4579,8 @@
       </w:tblGrid>
       <w:tr>
         <w:trPr>
+          <w:cantSplit/>
+          <w:tblHeader/>
           <w:jc w:val="center"/>
         </w:trPr>
         <w:tc>
@@ -4640,6 +4676,7 @@
       </w:tr>
       <w:tr>
         <w:trPr>
+          <w:cantSplit/>
           <w:jc w:val="center"/>
         </w:trPr>
         <w:tc>
@@ -4730,6 +4767,7 @@
       </w:tr>
       <w:tr>
         <w:trPr>
+          <w:cantSplit/>
           <w:jc w:val="center"/>
         </w:trPr>
         <w:tc>
@@ -4820,6 +4858,7 @@
       </w:tr>
       <w:tr>
         <w:trPr>
+          <w:cantSplit/>
           <w:jc w:val="center"/>
         </w:trPr>
         <w:tc>
@@ -4910,6 +4949,7 @@
       </w:tr>
       <w:tr>
         <w:trPr>
+          <w:cantSplit/>
           <w:jc w:val="center"/>
         </w:trPr>
         <w:tc>
@@ -5000,6 +5040,7 @@
       </w:tr>
       <w:tr>
         <w:trPr>
+          <w:cantSplit/>
           <w:jc w:val="center"/>
         </w:trPr>
         <w:tc>
@@ -5090,6 +5131,7 @@
       </w:tr>
       <w:tr>
         <w:trPr>
+          <w:cantSplit/>
           <w:jc w:val="center"/>
         </w:trPr>
         <w:tc>
@@ -5180,6 +5222,7 @@
       </w:tr>
       <w:tr>
         <w:trPr>
+          <w:cantSplit/>
           <w:jc w:val="center"/>
         </w:trPr>
         <w:tc>
@@ -5270,6 +5313,7 @@
       </w:tr>
       <w:tr>
         <w:trPr>
+          <w:cantSplit/>
           <w:jc w:val="center"/>
         </w:trPr>
         <w:tc>
@@ -5360,6 +5404,7 @@
       </w:tr>
       <w:tr>
         <w:trPr>
+          <w:cantSplit/>
           <w:jc w:val="center"/>
         </w:trPr>
         <w:tc>
@@ -5450,6 +5495,7 @@
       </w:tr>
       <w:tr>
         <w:trPr>
+          <w:cantSplit/>
           <w:jc w:val="center"/>
         </w:trPr>
         <w:tc>
@@ -5540,6 +5586,7 @@
       </w:tr>
       <w:tr>
         <w:trPr>
+          <w:cantSplit/>
           <w:jc w:val="center"/>
         </w:trPr>
         <w:tc>
@@ -5855,7 +5902,7 @@
           <w:sz w:val="24"/>
           <w:szCs w:val="24"/>
         </w:rPr>
-        <w:t xml:space="preserve">4.8 Brand &amp; Marketing membuat satu Monthly Performance Review untuk tiap bulan kalender dalam Periode Rencana. Tabel Realisasi Aktivitas memuat Aktivitas yang jadwalnya jatuh pada Bulan Review dan Aktivitas yang belum Selesai dari bulan sebelumnya. Brand &amp; Marketing mengisinya dari pencatatan pelaksanaan di SNX-MKT-REG-02: kolom Rujukan Catatan memuat nomor baris Tabel 1 untuk Aktivitas itu, dan Status Pelaksanaan sama dengan kolom Status di Tabel 2 di sana (USULAN). Brand &amp; Marketing tidak mengisi Realisasi atau Tanggal Review sebelum kejadiannya ada, dan tidak mengisi tanggal mundur.</w:t>
+        <w:t xml:space="preserve">4.8 Brand &amp; Marketing membuat satu Monthly Performance Review untuk tiap bulan kalender dalam Periode Rencana. Tabel Realisasi Aktivitas memuat Aktivitas yang jadwalnya jatuh pada Bulan Review dan Aktivitas berstatus Direncanakan atau Berjalan dari bulan sebelumnya. Aktivitas berstatus Dibatalkan dihitung terpisah dari yang belum Selesai: Brand &amp; Marketing mencatatnya sekali pada Bulan Review pembatalannya dan tidak membawanya ke bulan berikutnya (USULAN). Brand &amp; Marketing mengisinya dari pencatatan pelaksanaan di SNX-MKT-REG-02: kolom Rujukan Catatan memuat nomor baris Tabel 1 untuk Aktivitas itu, dan Status Pelaksanaan sama dengan kolom Status di Tabel 2 di sana (USULAN). Brand &amp; Marketing tidak mengisi Realisasi atau Tanggal Review sebelum kejadiannya ada, dan tidak mengisi tanggal mundur.</w:t>
       </w:r>
     </w:p>
     <w:p>
@@ -6126,6 +6173,8 @@
       </w:tblGrid>
       <w:tr>
         <w:trPr>
+          <w:cantSplit/>
+          <w:tblHeader/>
           <w:jc w:val="center"/>
         </w:trPr>
         <w:tc>
@@ -6191,6 +6240,7 @@
       </w:tr>
       <w:tr>
         <w:trPr>
+          <w:cantSplit/>
           <w:jc w:val="center"/>
         </w:trPr>
         <w:tc>
@@ -6252,6 +6302,7 @@
       </w:tr>
       <w:tr>
         <w:trPr>
+          <w:cantSplit/>
           <w:jc w:val="center"/>
         </w:trPr>
         <w:tc>
@@ -6313,6 +6364,7 @@
       </w:tr>
       <w:tr>
         <w:trPr>
+          <w:cantSplit/>
           <w:jc w:val="center"/>
         </w:trPr>
         <w:tc>
@@ -6374,6 +6426,7 @@
       </w:tr>
       <w:tr>
         <w:trPr>
+          <w:cantSplit/>
           <w:jc w:val="center"/>
         </w:trPr>
         <w:tc>
@@ -7040,6 +7093,8 @@
       </w:tblGrid>
       <w:tr>
         <w:trPr>
+          <w:cantSplit/>
+          <w:tblHeader/>
           <w:jc w:val="center"/>
         </w:trPr>
         <w:tc>
@@ -7105,6 +7160,7 @@
       </w:tr>
       <w:tr>
         <w:trPr>
+          <w:cantSplit/>
           <w:jc w:val="center"/>
         </w:trPr>
         <w:tc>
@@ -7165,6 +7221,7 @@
       </w:tr>
       <w:tr>
         <w:trPr>
+          <w:cantSplit/>
           <w:jc w:val="center"/>
         </w:trPr>
         <w:tc>
@@ -7225,6 +7282,7 @@
       </w:tr>
       <w:tr>
         <w:trPr>
+          <w:cantSplit/>
           <w:jc w:val="center"/>
         </w:trPr>
         <w:tc>
@@ -7338,6 +7396,8 @@
       </w:tblGrid>
       <w:tr>
         <w:trPr>
+          <w:cantSplit/>
+          <w:tblHeader/>
           <w:jc w:val="center"/>
         </w:trPr>
         <w:tc>
@@ -7463,6 +7523,7 @@
       </w:tr>
       <w:tr>
         <w:trPr>
+          <w:cantSplit/>
           <w:jc w:val="center"/>
         </w:trPr>
         <w:tc>
@@ -7579,6 +7640,7 @@
       </w:tr>
       <w:tr>
         <w:trPr>
+          <w:cantSplit/>
           <w:jc w:val="center"/>
         </w:trPr>
         <w:tc>
@@ -7695,6 +7757,7 @@
       </w:tr>
       <w:tr>
         <w:trPr>
+          <w:cantSplit/>
           <w:jc w:val="center"/>
         </w:trPr>
         <w:tc>
@@ -7864,6 +7927,8 @@
       </w:tblGrid>
       <w:tr>
         <w:trPr>
+          <w:cantSplit/>
+          <w:tblHeader/>
           <w:jc w:val="center"/>
         </w:trPr>
         <w:tc>
@@ -7989,6 +8054,7 @@
       </w:tr>
       <w:tr>
         <w:trPr>
+          <w:cantSplit/>
           <w:jc w:val="center"/>
         </w:trPr>
         <w:tc>
@@ -8105,6 +8171,7 @@
       </w:tr>
       <w:tr>
         <w:trPr>
+          <w:cantSplit/>
           <w:jc w:val="center"/>
         </w:trPr>
         <w:tc>
@@ -8221,6 +8288,7 @@
       </w:tr>
       <w:tr>
         <w:trPr>
+          <w:cantSplit/>
           <w:jc w:val="center"/>
         </w:trPr>
         <w:tc>
@@ -8392,6 +8460,8 @@
       </w:tblGrid>
       <w:tr>
         <w:trPr>
+          <w:cantSplit/>
+          <w:tblHeader/>
           <w:jc w:val="center"/>
         </w:trPr>
         <w:tc>
@@ -8577,6 +8647,7 @@
       </w:tr>
       <w:tr>
         <w:trPr>
+          <w:cantSplit/>
           <w:jc w:val="center"/>
         </w:trPr>
         <w:tc>
@@ -8749,6 +8820,7 @@
       </w:tr>
       <w:tr>
         <w:trPr>
+          <w:cantSplit/>
           <w:jc w:val="center"/>
         </w:trPr>
         <w:tc>
@@ -8921,6 +8993,7 @@
       </w:tr>
       <w:tr>
         <w:trPr>
+          <w:cantSplit/>
           <w:jc w:val="center"/>
         </w:trPr>
         <w:tc>
@@ -9093,6 +9166,7 @@
       </w:tr>
       <w:tr>
         <w:trPr>
+          <w:cantSplit/>
           <w:jc w:val="center"/>
         </w:trPr>
         <w:tc>
@@ -9265,6 +9339,7 @@
       </w:tr>
       <w:tr>
         <w:trPr>
+          <w:cantSplit/>
           <w:jc w:val="center"/>
         </w:trPr>
         <w:tc>
@@ -9493,6 +9568,8 @@
       </w:tblGrid>
       <w:tr>
         <w:trPr>
+          <w:cantSplit/>
+          <w:tblHeader/>
           <w:jc w:val="center"/>
         </w:trPr>
         <w:tc>
@@ -9708,6 +9785,7 @@
       </w:tr>
       <w:tr>
         <w:trPr>
+          <w:cantSplit/>
           <w:jc w:val="center"/>
         </w:trPr>
         <w:tc>
@@ -9908,6 +9986,7 @@
       </w:tr>
       <w:tr>
         <w:trPr>
+          <w:cantSplit/>
           <w:jc w:val="center"/>
         </w:trPr>
         <w:tc>
@@ -10108,6 +10187,7 @@
       </w:tr>
       <w:tr>
         <w:trPr>
+          <w:cantSplit/>
           <w:jc w:val="center"/>
         </w:trPr>
         <w:tc>
@@ -10308,6 +10388,7 @@
       </w:tr>
       <w:tr>
         <w:trPr>
+          <w:cantSplit/>
           <w:jc w:val="center"/>
         </w:trPr>
         <w:tc>
@@ -10508,6 +10589,7 @@
       </w:tr>
       <w:tr>
         <w:trPr>
+          <w:cantSplit/>
           <w:jc w:val="center"/>
         </w:trPr>
         <w:tc>
@@ -10761,6 +10843,8 @@
       </w:tblGrid>
       <w:tr>
         <w:trPr>
+          <w:cantSplit/>
+          <w:tblHeader/>
           <w:jc w:val="center"/>
         </w:trPr>
         <w:tc>
@@ -10886,6 +10970,7 @@
       </w:tr>
       <w:tr>
         <w:trPr>
+          <w:cantSplit/>
           <w:jc w:val="center"/>
         </w:trPr>
         <w:tc>
@@ -11002,6 +11087,7 @@
       </w:tr>
       <w:tr>
         <w:trPr>
+          <w:cantSplit/>
           <w:jc w:val="center"/>
         </w:trPr>
         <w:tc>
@@ -11118,6 +11204,7 @@
       </w:tr>
       <w:tr>
         <w:trPr>
+          <w:cantSplit/>
           <w:jc w:val="center"/>
         </w:trPr>
         <w:tc>
@@ -11234,6 +11321,7 @@
       </w:tr>
       <w:tr>
         <w:trPr>
+          <w:cantSplit/>
           <w:jc w:val="center"/>
         </w:trPr>
         <w:tc>
@@ -11350,6 +11438,7 @@
       </w:tr>
       <w:tr>
         <w:trPr>
+          <w:cantSplit/>
           <w:jc w:val="center"/>
         </w:trPr>
         <w:tc>
@@ -11519,6 +11608,8 @@
       </w:tblGrid>
       <w:tr>
         <w:trPr>
+          <w:cantSplit/>
+          <w:tblHeader/>
           <w:jc w:val="center"/>
         </w:trPr>
         <w:tc>
@@ -11644,6 +11735,7 @@
       </w:tr>
       <w:tr>
         <w:trPr>
+          <w:cantSplit/>
           <w:jc w:val="center"/>
         </w:trPr>
         <w:tc>
@@ -11760,6 +11852,7 @@
       </w:tr>
       <w:tr>
         <w:trPr>
+          <w:cantSplit/>
           <w:jc w:val="center"/>
         </w:trPr>
         <w:tc>
@@ -11927,6 +12020,8 @@
       </w:tblGrid>
       <w:tr>
         <w:trPr>
+          <w:cantSplit/>
+          <w:tblHeader/>
           <w:jc w:val="center"/>
         </w:trPr>
         <w:tc>
@@ -11992,6 +12087,7 @@
       </w:tr>
       <w:tr>
         <w:trPr>
+          <w:cantSplit/>
           <w:jc w:val="center"/>
         </w:trPr>
         <w:tc>
@@ -12052,6 +12148,7 @@
       </w:tr>
       <w:tr>
         <w:trPr>
+          <w:cantSplit/>
           <w:jc w:val="center"/>
         </w:trPr>
         <w:tc>
@@ -12112,6 +12209,7 @@
       </w:tr>
       <w:tr>
         <w:trPr>
+          <w:cantSplit/>
           <w:jc w:val="center"/>
         </w:trPr>
         <w:tc>
@@ -12227,6 +12325,8 @@
       </w:tblGrid>
       <w:tr>
         <w:trPr>
+          <w:cantSplit/>
+          <w:tblHeader/>
           <w:jc w:val="center"/>
         </w:trPr>
         <w:tc>
@@ -12412,6 +12512,7 @@
       </w:tr>
       <w:tr>
         <w:trPr>
+          <w:cantSplit/>
           <w:jc w:val="center"/>
         </w:trPr>
         <w:tc>
@@ -12584,6 +12685,7 @@
       </w:tr>
       <w:tr>
         <w:trPr>
+          <w:cantSplit/>
           <w:jc w:val="center"/>
         </w:trPr>
         <w:tc>
@@ -12756,6 +12858,7 @@
       </w:tr>
       <w:tr>
         <w:trPr>
+          <w:cantSplit/>
           <w:jc w:val="center"/>
         </w:trPr>
         <w:tc>
@@ -12928,6 +13031,7 @@
       </w:tr>
       <w:tr>
         <w:trPr>
+          <w:cantSplit/>
           <w:jc w:val="center"/>
         </w:trPr>
         <w:tc>
@@ -13100,6 +13204,7 @@
       </w:tr>
       <w:tr>
         <w:trPr>
+          <w:cantSplit/>
           <w:jc w:val="center"/>
         </w:trPr>
         <w:tc>
@@ -13327,6 +13432,8 @@
       </w:tblGrid>
       <w:tr>
         <w:trPr>
+          <w:cantSplit/>
+          <w:tblHeader/>
           <w:jc w:val="center"/>
         </w:trPr>
         <w:tc>
@@ -13512,6 +13619,7 @@
       </w:tr>
       <w:tr>
         <w:trPr>
+          <w:cantSplit/>
           <w:jc w:val="center"/>
         </w:trPr>
         <w:tc>
@@ -13684,6 +13792,7 @@
       </w:tr>
       <w:tr>
         <w:trPr>
+          <w:cantSplit/>
           <w:jc w:val="center"/>
         </w:trPr>
         <w:tc>
@@ -13856,6 +13965,7 @@
       </w:tr>
       <w:tr>
         <w:trPr>
+          <w:cantSplit/>
           <w:jc w:val="center"/>
         </w:trPr>
         <w:tc>
@@ -14028,6 +14138,7 @@
       </w:tr>
       <w:tr>
         <w:trPr>
+          <w:cantSplit/>
           <w:jc w:val="center"/>
         </w:trPr>
         <w:tc>
@@ -14200,6 +14311,7 @@
       </w:tr>
       <w:tr>
         <w:trPr>
+          <w:cantSplit/>
           <w:jc w:val="center"/>
         </w:trPr>
         <w:tc>
@@ -14425,6 +14537,8 @@
       </w:tblGrid>
       <w:tr>
         <w:trPr>
+          <w:cantSplit/>
+          <w:tblHeader/>
           <w:jc w:val="center"/>
         </w:trPr>
         <w:tc>
@@ -14550,6 +14664,7 @@
       </w:tr>
       <w:tr>
         <w:trPr>
+          <w:cantSplit/>
           <w:jc w:val="center"/>
         </w:trPr>
         <w:tc>
@@ -14666,6 +14781,7 @@
       </w:tr>
       <w:tr>
         <w:trPr>
+          <w:cantSplit/>
           <w:jc w:val="center"/>
         </w:trPr>
         <w:tc>
@@ -14837,6 +14953,8 @@
       </w:tblGrid>
       <w:tr>
         <w:trPr>
+          <w:cantSplit/>
+          <w:tblHeader/>
           <w:jc w:val="center"/>
         </w:trPr>
         <w:tc>
@@ -15022,6 +15140,7 @@
       </w:tr>
       <w:tr>
         <w:trPr>
+          <w:cantSplit/>
           <w:jc w:val="center"/>
         </w:trPr>
         <w:tc>
@@ -15194,6 +15313,7 @@
       </w:tr>
       <w:tr>
         <w:trPr>
+          <w:cantSplit/>
           <w:jc w:val="center"/>
         </w:trPr>
         <w:tc>
@@ -15366,6 +15486,7 @@
       </w:tr>
       <w:tr>
         <w:trPr>
+          <w:cantSplit/>
           <w:jc w:val="center"/>
         </w:trPr>
         <w:tc>
@@ -15593,6 +15714,8 @@
       </w:tblGrid>
       <w:tr>
         <w:trPr>
+          <w:cantSplit/>
+          <w:tblHeader/>
           <w:jc w:val="center"/>
         </w:trPr>
         <w:tc>
@@ -15778,6 +15901,7 @@
       </w:tr>
       <w:tr>
         <w:trPr>
+          <w:cantSplit/>
           <w:jc w:val="center"/>
         </w:trPr>
         <w:tc>
@@ -15950,6 +16074,7 @@
       </w:tr>
       <w:tr>
         <w:trPr>
+          <w:cantSplit/>
           <w:jc w:val="center"/>
         </w:trPr>
         <w:tc>
@@ -16122,6 +16247,7 @@
       </w:tr>
       <w:tr>
         <w:trPr>
+          <w:cantSplit/>
           <w:jc w:val="center"/>
         </w:trPr>
         <w:tc>
@@ -16346,6 +16472,8 @@
       </w:tblGrid>
       <w:tr>
         <w:trPr>
+          <w:cantSplit/>
+          <w:tblHeader/>
           <w:jc w:val="center"/>
         </w:trPr>
         <w:tc>
@@ -16441,6 +16569,7 @@
       </w:tr>
       <w:tr>
         <w:trPr>
+          <w:cantSplit/>
           <w:jc w:val="center"/>
         </w:trPr>
         <w:tc>
@@ -16531,6 +16660,7 @@
       </w:tr>
       <w:tr>
         <w:trPr>
+          <w:cantSplit/>
           <w:jc w:val="center"/>
         </w:trPr>
         <w:tc>
@@ -16621,6 +16751,7 @@
       </w:tr>
       <w:tr>
         <w:trPr>
+          <w:cantSplit/>
           <w:jc w:val="center"/>
         </w:trPr>
         <w:tc>
@@ -16711,6 +16842,7 @@
       </w:tr>
       <w:tr>
         <w:trPr>
+          <w:cantSplit/>
           <w:jc w:val="center"/>
         </w:trPr>
         <w:tc>
@@ -16877,6 +17009,8 @@
       </w:tblGrid>
       <w:tr>
         <w:trPr>
+          <w:cantSplit/>
+          <w:tblHeader/>
           <w:jc w:val="center"/>
         </w:trPr>
         <w:tc>
@@ -16972,6 +17106,7 @@
       </w:tr>
       <w:tr>
         <w:trPr>
+          <w:cantSplit/>
           <w:jc w:val="center"/>
         </w:trPr>
         <w:tc>
@@ -17062,6 +17197,7 @@
       </w:tr>
       <w:tr>
         <w:trPr>
+          <w:cantSplit/>
           <w:jc w:val="center"/>
         </w:trPr>
         <w:tc>
@@ -17152,6 +17288,7 @@
       </w:tr>
       <w:tr>
         <w:trPr>
+          <w:cantSplit/>
           <w:jc w:val="center"/>
         </w:trPr>
         <w:tc>
@@ -17242,6 +17379,7 @@
       </w:tr>
       <w:tr>
         <w:trPr>
+          <w:cantSplit/>
           <w:jc w:val="center"/>
         </w:trPr>
         <w:tc>
@@ -17332,6 +17470,7 @@
       </w:tr>
       <w:tr>
         <w:trPr>
+          <w:cantSplit/>
           <w:jc w:val="center"/>
         </w:trPr>
         <w:tc>
@@ -17422,6 +17561,7 @@
       </w:tr>
       <w:tr>
         <w:trPr>
+          <w:cantSplit/>
           <w:jc w:val="center"/>
         </w:trPr>
         <w:tc>
@@ -17563,6 +17703,8 @@
       </w:tblGrid>
       <w:tr>
         <w:trPr>
+          <w:cantSplit/>
+          <w:tblHeader/>
           <w:jc w:val="center"/>
         </w:trPr>
         <w:tc>
@@ -17628,6 +17770,7 @@
       </w:tr>
       <w:tr>
         <w:trPr>
+          <w:cantSplit/>
           <w:jc w:val="center"/>
         </w:trPr>
         <w:tc>
@@ -17689,6 +17832,7 @@
       </w:tr>
       <w:tr>
         <w:trPr>
+          <w:cantSplit/>
           <w:jc w:val="center"/>
         </w:trPr>
         <w:tc>
@@ -17750,6 +17894,7 @@
       </w:tr>
       <w:tr>
         <w:trPr>
+          <w:cantSplit/>
           <w:jc w:val="center"/>
         </w:trPr>
         <w:tc>
@@ -17811,6 +17956,7 @@
       </w:tr>
       <w:tr>
         <w:trPr>
+          <w:cantSplit/>
           <w:jc w:val="center"/>
         </w:trPr>
         <w:tc>
@@ -17865,13 +18011,14 @@
                 <w:sz w:val="24"/>
                 <w:szCs w:val="24"/>
               </w:rPr>
-              <w:t>Marketing Content, Material &amp; Claims Approval Register: persetujuan materi eksternal dan validasi klaim produk dan layanan sebelum publikasi (USULAN). Dikecualikan dari laporan ini.</w:t>
+              <w:t>Marketing Content, Material &amp; Claims Approval Register: satu-satunya register materi, konten, dan persetujuan klaim, termasuk validasi klaim produk dan layanan sebelum publikasi. Dikecualikan dari laporan ini.</w:t>
             </w:r>
           </w:p>
         </w:tc>
       </w:tr>
       <w:tr>
         <w:trPr>
+          <w:cantSplit/>
           <w:jc w:val="center"/>
         </w:trPr>
         <w:tc>
@@ -17926,13 +18073,14 @@
                 <w:sz w:val="24"/>
                 <w:szCs w:val="24"/>
               </w:rPr>
-              <w:t>Marketing Campaign &amp; Activity Register: mencatat pelaksanaan nyata tiap campaign dan Aktivitas, dan menautkan materi yang dipakai ke ID persetujuan di SNX-MKT-REG-01. Laporan ini memuat rencana Aktivitas dan jadwalnya. Kolom Rujukan Catatan di tabel B2 menunjuk nomor baris catatan itu, dan kolom Kode Aktivitas di sana menunjuk kode Aktivitas di laporan ini (USULAN).</w:t>
+              <w:t>Marketing Campaign &amp; Activity Register: mencatat pelaksanaan tiap Aktivitas, yaitu nama, tujuan, Channel, jadwal, PIC, Budget, status, ID Persetujuan Materi di SNX-MKT-REG-01, dan hasil singkat. Laporan ini memuat rencana Aktivitas dan jadwalnya, dan Brand &amp; Marketing mengisinya dari catatan itu. Kolom Rujukan Catatan di tabel B2 menunjuk nomor baris Tabel 1 catatan itu.</w:t>
             </w:r>
           </w:p>
         </w:tc>
       </w:tr>
       <w:tr>
         <w:trPr>
+          <w:cantSplit/>
           <w:jc w:val="center"/>
         </w:trPr>
         <w:tc>
@@ -17987,13 +18135,14 @@
                 <w:sz w:val="24"/>
                 <w:szCs w:val="24"/>
               </w:rPr>
-              <w:t>Marketing Lead &amp; Campaign Outcome Register: hasil lead dan serah terimanya ke Sales, dengan campaign asal yang merujuk nama campaign di SNX-MKT-REG-02. Tempat Realisasi KPI lead dapat dibaca (USULAN).</w:t>
+              <w:t>Marketing Lead &amp; Campaign Outcome Register: hasil lead dan serah terimanya ke Sales, dengan campaign asal yang merujuk nama Aktivitas di SNX-MKT-REG-02. Brand &amp; Marketing mengisi laporan ini dari register itu untuk hasil lead, dan Realisasi KPI lead dapat dibaca dari sana.</w:t>
             </w:r>
           </w:p>
         </w:tc>
       </w:tr>
       <w:tr>
         <w:trPr>
+          <w:cantSplit/>
           <w:jc w:val="center"/>
         </w:trPr>
         <w:tc>
@@ -18055,6 +18204,7 @@
       </w:tr>
       <w:tr>
         <w:trPr>
+          <w:cantSplit/>
           <w:jc w:val="center"/>
         </w:trPr>
         <w:tc>

--- a/out/06_Marketing/SNX-MKT-RPT-01 Marketing Planning & Performance Review (Rev00 DRAFT).docx
+++ b/out/06_Marketing/SNX-MKT-RPT-01 Marketing Planning & Performance Review (Rev00 DRAFT).docx
@@ -3502,7 +3502,7 @@
                 <w:sz w:val="24"/>
                 <w:szCs w:val="24"/>
               </w:rPr>
-              <w:t>Tempat sebuah Aktivitas menampilkan atau membagikan materi kepada pihak di luar SINUX, misalnya website, akun social media, atau acara.</w:t>
+              <w:t>Tempat materi Aktivitas ditampilkan atau dibagikan Brand &amp; Marketing kepada pihak di luar SINUX, misalnya website, akun social media, atau acara.</w:t>
             </w:r>
           </w:p>
         </w:tc>
